--- a/docs/FD01-EPIS-Informe de Factibilidad.docx
+++ b/docs/FD01-EPIS-Informe de Factibilidad.docx
@@ -1818,7 +1818,7 @@
     </w:p>
     <w:sdt>
       <w:sdtPr>
-        <w:id w:val="-1097468913"/>
+        <w:id w:val="-1065609230"/>
         <w:docPartObj>
           <w:docPartGallery w:val="Table of Contents"/>
           <w:docPartUnique w:val="1"/>
@@ -4043,7 +4043,7 @@
     <w:sdt>
       <w:sdtPr>
         <w:lock w:val="contentLocked"/>
-        <w:id w:val="1447780863"/>
+        <w:id w:val="1425105901"/>
         <w:tag w:val="goog_rdk_0"/>
       </w:sdtPr>
       <w:sdtContent>
@@ -4689,7 +4689,7 @@
     <w:sdt>
       <w:sdtPr>
         <w:lock w:val="contentLocked"/>
-        <w:id w:val="-1800979267"/>
+        <w:id w:val="-1911492908"/>
         <w:tag w:val="goog_rdk_1"/>
       </w:sdtPr>
       <w:sdtContent>
@@ -5058,7 +5058,7 @@
     <w:sdt>
       <w:sdtPr>
         <w:lock w:val="contentLocked"/>
-        <w:id w:val="-645595108"/>
+        <w:id w:val="1101731207"/>
         <w:tag w:val="goog_rdk_2"/>
       </w:sdtPr>
       <w:sdtContent>
@@ -5578,7 +5578,7 @@
     <w:sdt>
       <w:sdtPr>
         <w:lock w:val="contentLocked"/>
-        <w:id w:val="502508454"/>
+        <w:id w:val="-1484734831"/>
         <w:tag w:val="goog_rdk_3"/>
       </w:sdtPr>
       <w:sdtContent>
@@ -6094,7 +6094,7 @@
     <w:sdt>
       <w:sdtPr>
         <w:lock w:val="contentLocked"/>
-        <w:id w:val="-1357382867"/>
+        <w:id w:val="-745464778"/>
         <w:tag w:val="goog_rdk_4"/>
       </w:sdtPr>
       <w:sdtContent>
@@ -6721,7 +6721,7 @@
     <w:sdt>
       <w:sdtPr>
         <w:lock w:val="contentLocked"/>
-        <w:id w:val="312365369"/>
+        <w:id w:val="-1907558692"/>
         <w:tag w:val="goog_rdk_5"/>
       </w:sdtPr>
       <w:sdtContent>
@@ -7362,7 +7362,7 @@
     <w:sdt>
       <w:sdtPr>
         <w:lock w:val="contentLocked"/>
-        <w:id w:val="692072666"/>
+        <w:id w:val="-340891121"/>
         <w:tag w:val="goog_rdk_6"/>
       </w:sdtPr>
       <w:sdtContent>
@@ -7779,7 +7779,7 @@
     <w:sdt>
       <w:sdtPr>
         <w:lock w:val="contentLocked"/>
-        <w:id w:val="-1888205753"/>
+        <w:id w:val="-440295649"/>
         <w:tag w:val="goog_rdk_7"/>
       </w:sdtPr>
       <w:sdtContent>
@@ -8370,7 +8370,7 @@
           <w:ilvl w:val="1"/>
           <w:numId w:val="4"/>
         </w:numPr>
-        <w:spacing w:after="0" w:afterAutospacing="0" w:line="480" w:lineRule="auto"/>
+        <w:spacing w:line="480" w:lineRule="auto"/>
         <w:ind w:left="1440" w:hanging="360"/>
         <w:rPr/>
       </w:pPr>
@@ -8381,33 +8381,12 @@
           <w:rtl w:val="0"/>
         </w:rPr>
         <w:t xml:space="preserve">Factibilidad Legal</w:t>
-      </w:r>
-    </w:p>
-    <w:p>
-      <w:pPr>
-        <w:pStyle w:val="Heading2"/>
-        <w:numPr>
-          <w:ilvl w:val="0"/>
-          <w:numId w:val="4"/>
-        </w:numPr>
-        <w:ind w:left="720" w:hanging="360"/>
-        <w:rPr>
-          <w:b w:val="1"/>
-          <w:bCs w:val="1"/>
-        </w:rPr>
-      </w:pPr>
-      <w:bookmarkStart w:colFirst="0" w:colLast="0" w:name="_heading=h.4bcugqslgy3w" w:id="24"/>
-      <w:bookmarkEnd w:id="24"/>
-      <w:r>
-        <w:rPr>
-          <w:rtl w:val="0"/>
-        </w:rPr>
       </w:r>
     </w:p>
     <w:sdt>
       <w:sdtPr>
         <w:lock w:val="contentLocked"/>
-        <w:id w:val="-1303114486"/>
+        <w:id w:val="-185831817"/>
         <w:tag w:val="goog_rdk_8"/>
       </w:sdtPr>
       <w:sdtContent>
@@ -8821,8 +8800,8 @@
         <w:ind w:left="1440" w:hanging="360"/>
         <w:rPr/>
       </w:pPr>
-      <w:bookmarkStart w:colFirst="0" w:colLast="0" w:name="_heading=h.8vxjlw5qxgzi" w:id="25"/>
-      <w:bookmarkEnd w:id="25"/>
+      <w:bookmarkStart w:colFirst="0" w:colLast="0" w:name="_heading=h.8vxjlw5qxgzi" w:id="24"/>
+      <w:bookmarkEnd w:id="24"/>
       <w:r>
         <w:rPr>
           <w:rtl w:val="0"/>
@@ -8833,7 +8812,7 @@
     <w:sdt>
       <w:sdtPr>
         <w:lock w:val="contentLocked"/>
-        <w:id w:val="-779210105"/>
+        <w:id w:val="1373166064"/>
         <w:tag w:val="goog_rdk_9"/>
       </w:sdtPr>
       <w:sdtContent>
@@ -9247,8 +9226,8 @@
         <w:ind w:left="1440" w:hanging="360"/>
         <w:rPr/>
       </w:pPr>
-      <w:bookmarkStart w:colFirst="0" w:colLast="0" w:name="_heading=h.fup6zg4p73d8" w:id="26"/>
-      <w:bookmarkEnd w:id="26"/>
+      <w:bookmarkStart w:colFirst="0" w:colLast="0" w:name="_heading=h.fup6zg4p73d8" w:id="25"/>
+      <w:bookmarkEnd w:id="25"/>
       <w:r>
         <w:rPr>
           <w:rtl w:val="0"/>
@@ -9259,7 +9238,7 @@
     <w:sdt>
       <w:sdtPr>
         <w:lock w:val="contentLocked"/>
-        <w:id w:val="-1692338849"/>
+        <w:id w:val="-1744786776"/>
         <w:tag w:val="goog_rdk_10"/>
       </w:sdtPr>
       <w:sdtContent>
@@ -9673,8 +9652,8 @@
         <w:ind w:left="720" w:hanging="360"/>
         <w:rPr/>
       </w:pPr>
-      <w:bookmarkStart w:colFirst="0" w:colLast="0" w:name="_heading=h.i4nci97w8t7h" w:id="27"/>
-      <w:bookmarkEnd w:id="27"/>
+      <w:bookmarkStart w:colFirst="0" w:colLast="0" w:name="_heading=h.i4nci97w8t7h" w:id="26"/>
+      <w:bookmarkEnd w:id="26"/>
       <w:r>
         <w:rPr>
           <w:rtl w:val="0"/>
@@ -9692,8 +9671,8 @@
         <w:spacing w:line="480" w:lineRule="auto"/>
         <w:ind w:left="1440" w:hanging="360"/>
       </w:pPr>
-      <w:bookmarkStart w:colFirst="0" w:colLast="0" w:name="_heading=h.u5s29t9sv8wb" w:id="28"/>
-      <w:bookmarkEnd w:id="28"/>
+      <w:bookmarkStart w:colFirst="0" w:colLast="0" w:name="_heading=h.u5s29t9sv8wb" w:id="27"/>
+      <w:bookmarkEnd w:id="27"/>
       <w:r>
         <w:rPr>
           <w:rtl w:val="0"/>
@@ -9803,8 +9782,8 @@
         <w:spacing w:line="480" w:lineRule="auto"/>
         <w:ind w:left="2160" w:hanging="360"/>
       </w:pPr>
-      <w:bookmarkStart w:colFirst="0" w:colLast="0" w:name="_heading=h.jizsj8jnk65r" w:id="29"/>
-      <w:bookmarkEnd w:id="29"/>
+      <w:bookmarkStart w:colFirst="0" w:colLast="0" w:name="_heading=h.jizsj8jnk65r" w:id="28"/>
+      <w:bookmarkEnd w:id="28"/>
       <w:r>
         <w:rPr>
           <w:rtl w:val="0"/>
@@ -9929,8 +9908,8 @@
         <w:spacing w:after="0" w:afterAutospacing="0" w:line="480" w:lineRule="auto"/>
         <w:ind w:left="2160" w:hanging="360"/>
       </w:pPr>
-      <w:bookmarkStart w:colFirst="0" w:colLast="0" w:name="_heading=h.6r8ai6rkleyr" w:id="30"/>
-      <w:bookmarkEnd w:id="30"/>
+      <w:bookmarkStart w:colFirst="0" w:colLast="0" w:name="_heading=h.6r8ai6rkleyr" w:id="29"/>
+      <w:bookmarkEnd w:id="29"/>
       <w:r>
         <w:rPr>
           <w:rtl w:val="0"/>
@@ -9948,8 +9927,8 @@
         <w:spacing w:line="480" w:lineRule="auto"/>
         <w:ind w:left="2880" w:hanging="360"/>
       </w:pPr>
-      <w:bookmarkStart w:colFirst="0" w:colLast="0" w:name="_heading=h.boxatcgm50sj" w:id="31"/>
-      <w:bookmarkEnd w:id="31"/>
+      <w:bookmarkStart w:colFirst="0" w:colLast="0" w:name="_heading=h.boxatcgm50sj" w:id="30"/>
+      <w:bookmarkEnd w:id="30"/>
       <w:r>
         <w:rPr>
           <w:rtl w:val="0"/>
@@ -9960,7 +9939,7 @@
     <w:sdt>
       <w:sdtPr>
         <w:lock w:val="contentLocked"/>
-        <w:id w:val="-605741395"/>
+        <w:id w:val="756625709"/>
         <w:tag w:val="goog_rdk_11"/>
       </w:sdtPr>
       <w:sdtContent>
@@ -10575,8 +10554,8 @@
         <w:spacing w:line="480" w:lineRule="auto"/>
         <w:ind w:left="2880" w:hanging="360"/>
       </w:pPr>
-      <w:bookmarkStart w:colFirst="0" w:colLast="0" w:name="_heading=h.afnk29q816v1" w:id="32"/>
-      <w:bookmarkEnd w:id="32"/>
+      <w:bookmarkStart w:colFirst="0" w:colLast="0" w:name="_heading=h.afnk29q816v1" w:id="31"/>
+      <w:bookmarkEnd w:id="31"/>
       <w:r>
         <w:rPr>
           <w:rtl w:val="0"/>
@@ -10650,8 +10629,8 @@
         <w:spacing w:line="480" w:lineRule="auto"/>
         <w:ind w:left="2880" w:hanging="360"/>
       </w:pPr>
-      <w:bookmarkStart w:colFirst="0" w:colLast="0" w:name="_heading=h.dlj8267i58e7" w:id="33"/>
-      <w:bookmarkEnd w:id="33"/>
+      <w:bookmarkStart w:colFirst="0" w:colLast="0" w:name="_heading=h.dlj8267i58e7" w:id="32"/>
+      <w:bookmarkEnd w:id="32"/>
       <w:r>
         <w:rPr>
           <w:rtl w:val="0"/>
@@ -10774,7 +10753,7 @@
       </w:pPr>
       <w:sdt>
         <w:sdtPr>
-          <w:id w:val="1978203449"/>
+          <w:id w:val="1075691465"/>
           <w:tag w:val="goog_rdk_12"/>
         </w:sdtPr>
         <w:sdtContent>
@@ -10799,8 +10778,8 @@
         <w:ind w:left="720" w:hanging="360"/>
         <w:rPr/>
       </w:pPr>
-      <w:bookmarkStart w:colFirst="0" w:colLast="0" w:name="_heading=h.kkx1tet3dg07" w:id="34"/>
-      <w:bookmarkEnd w:id="34"/>
+      <w:bookmarkStart w:colFirst="0" w:colLast="0" w:name="_heading=h.kkx1tet3dg07" w:id="33"/>
+      <w:bookmarkEnd w:id="33"/>
       <w:r>
         <w:rPr>
           <w:rtl w:val="0"/>
@@ -12525,7 +12504,7 @@
 
 <file path=customXML/item1.xml><?xml version="1.0" encoding="utf-8"?>
 <go:gDocsCustomXmlDataStorage xmlns:go="http://customooxmlschemas.google.com/" xmlns:r="http://schemas.openxmlformats.org/officeDocument/2006/relationships" uri="GoogleDocsCustomDataVersion2">
-  <go:docsCustomData xmlns:go="http://customooxmlschemas.google.com/" roundtripDataSignature="AMtx7mjBN8rtaBmFRzcGKKLXglMI/4n2JQ==">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</go:docsCustomData>
+  <go:docsCustomData xmlns:go="http://customooxmlschemas.google.com/" roundtripDataSignature="AMtx7mhfatx3+rKCC8Xtxd7Ds9JB5ykrnA==">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</go:docsCustomData>
 </go:gDocsCustomXmlDataStorage>
 </file>
 

--- a/docs/FD01-EPIS-Informe de Factibilidad.docx
+++ b/docs/FD01-EPIS-Informe de Factibilidad.docx
@@ -3604,11 +3604,6 @@
         </w:rPr>
         <w:t xml:space="preserve">Administrador de BD en consola o terminal</w:t>
       </w:r>
-      <w:r>
-        <w:rPr>
-          <w:rtl w:val="0"/>
-        </w:rPr>
-      </w:r>
     </w:p>
     <w:p>
       <w:pPr>
@@ -3641,12 +3636,7 @@
         <w:rPr>
           <w:rtl w:val="0"/>
         </w:rPr>
-        <w:t xml:space="preserve">1 mes</w:t>
-      </w:r>
-      <w:r>
-        <w:rPr>
-          <w:rtl w:val="0"/>
-        </w:rPr>
+        <w:t xml:space="preserve">4 meses</w:t>
       </w:r>
     </w:p>
     <w:p>
@@ -3677,7 +3667,7 @@
         <w:rPr>
           <w:rtl w:val="0"/>
         </w:rPr>
-        <w:t xml:space="preserve">El presente proyecto tiene como finalidad el desarrollo de una aplicación de tipo CLI (Command Line Interface) orientada a la administración de bases de datos relacionales. El sistema permitirá a los usuarios interactuar con un gestor de base de datos como PostgreSQL, MySQL o SQLite, mediante comandos estructurados definidos por la aplicación.</w:t>
+        <w:t xml:space="preserve">El presente proyecto tiene como finalidad el desarrollo de una aplicación de tipo CLI (Command Line Interface) orientada a la administración de bases de datos tanto relacionales como no relacionales. El sistema, denominado NexusDB, permitirá a los usuarios interactuar con gestores de base de datos relacionales (SQLite, PostgreSQL, MySQL) y no relacionales (MongoDB, Redis, Cassandra), mediante comandos estructurados definidos por la aplicación, así como mediante un módulo de generación asistida de consultas SQL a partir de lenguaje natural, apoyado en modelos de lenguaje (IA).</w:t>
       </w:r>
     </w:p>
     <w:p>
@@ -3688,7 +3678,7 @@
         <w:rPr>
           <w:rtl w:val="0"/>
         </w:rPr>
-        <w:t xml:space="preserve">La herramienta será capaz de procesar instrucciones ingresadas por el usuario, interpretarlas mediante un módulo de análisis sintáctico y ejecutarlas sobre la base de datos, permitiendo operaciones de definición y manipulación de datos (DDL y DML). Asimismo, el sistema proporcionará mecanismos básicos de validación, control de errores y visualización de resultados en formato legible dentro del entorno de consola.</w:t>
+        <w:t xml:space="preserve">La herramienta será capaz de procesar instrucciones ingresadas por el usuario, interpretarlas mediante un módulo de análisis sintáctico y ejecutarlas sobre la base de datos, permitiendo operaciones de definición y manipulación de datos (DDL y DML) tanto en motores SQL como en sus equivalentes NoSQL. Asimismo, el sistema proporcionará mecanismos básicos de validación, control de errores, auditoría de comandos y visualización de resultados en formato legible dentro del entorno de consola. El proyecto incluye además un módulo de migración ETL entre distintos motores de base de datos, un panel de rendimiento, un comparador de esquemas, un asistente de voz (NexusVoice) y un módulo de gestión de usuarios con control de permisos.</w:t>
       </w:r>
     </w:p>
     <w:p>
@@ -3699,7 +3689,7 @@
         <w:rPr>
           <w:rtl w:val="0"/>
         </w:rPr>
-        <w:t xml:space="preserve">Este proyecto se orienta tanto al aprendizaje práctico de la administración de bases de datos como al desarrollo de habilidades en el diseño de sistemas interactivos basados en comandos.</w:t>
+        <w:t xml:space="preserve">Este proyecto se orienta tanto al aprendizaje práctico de la administración de bases de datos como al desarrollo de habilidades en el diseño de sistemas interactivos basados en comandos. Adicionalmente, el proyecto contempla la distribución del sistema mediante tres canales complementarios: una extensión para Visual Studio Code publicada en el Marketplace oficial, un servidor MCP (Model Context Protocol) publicado en el repositorio PyPI para su integración con asistentes de inteligencia artificial (Claude, Antigravity, Cursor, entre otros), y un bot de Telegram en modo de solo lectura para consultas remotas seguras. Con ello, se busca que el sistema no sea únicamente una herramienta de uso local, sino un producto de software distribuible y reutilizable por terceros.</w:t>
       </w:r>
     </w:p>
     <w:p>
@@ -3856,6 +3846,86 @@
     </w:p>
     <w:p>
       <w:pPr>
+        <w:numPr>
+          <w:ilvl w:val="0"/>
+          <w:numId w:val="3"/>
+        </w:numPr>
+        <w:spacing w:after="0" w:afterAutospacing="0"/>
+        <w:ind w:left="2880" w:hanging="360"/>
+      </w:pPr>
+      <w:r>
+        <w:rPr>
+          <w:rtl w:val="0"/>
+        </w:rPr>
+        <w:t xml:space="preserve">Incorporar soporte para motores de bases de datos no relacionales (MongoDB, Redis y Cassandra)</w:t>
+      </w:r>
+    </w:p>
+    <w:p>
+      <w:pPr>
+        <w:numPr>
+          <w:ilvl w:val="0"/>
+          <w:numId w:val="3"/>
+        </w:numPr>
+        <w:spacing w:after="0" w:afterAutospacing="0"/>
+        <w:ind w:left="2880" w:hanging="360"/>
+      </w:pPr>
+      <w:r>
+        <w:rPr>
+          <w:rtl w:val="0"/>
+        </w:rPr>
+        <w:t xml:space="preserve">Desarrollar un módulo de migración ETL que permita mover datos entre distintos motores de base de datos</w:t>
+      </w:r>
+    </w:p>
+    <w:p>
+      <w:pPr>
+        <w:numPr>
+          <w:ilvl w:val="0"/>
+          <w:numId w:val="3"/>
+        </w:numPr>
+        <w:spacing w:after="0" w:afterAutospacing="0"/>
+        <w:ind w:left="2880" w:hanging="360"/>
+      </w:pPr>
+      <w:r>
+        <w:rPr>
+          <w:rtl w:val="0"/>
+        </w:rPr>
+        <w:t xml:space="preserve">Integrar un asistente de generación de consultas SQL a partir de lenguaje natural mediante modelos de IA</w:t>
+      </w:r>
+    </w:p>
+    <w:p>
+      <w:pPr>
+        <w:numPr>
+          <w:ilvl w:val="0"/>
+          <w:numId w:val="3"/>
+        </w:numPr>
+        <w:spacing w:after="0" w:afterAutospacing="0"/>
+        <w:ind w:left="2880" w:hanging="360"/>
+      </w:pPr>
+      <w:r>
+        <w:rPr>
+          <w:rtl w:val="0"/>
+        </w:rPr>
+        <w:t xml:space="preserve">Distribuir el sistema como extensión de Visual Studio Code, servidor MCP y bot de Telegram</w:t>
+      </w:r>
+    </w:p>
+    <w:p>
+      <w:pPr>
+        <w:numPr>
+          <w:ilvl w:val="0"/>
+          <w:numId w:val="3"/>
+        </w:numPr>
+        <w:spacing w:after="0" w:afterAutospacing="0"/>
+        <w:ind w:left="2880" w:hanging="360"/>
+      </w:pPr>
+      <w:r>
+        <w:rPr>
+          <w:rtl w:val="0"/>
+        </w:rPr>
+        <w:t xml:space="preserve">Restringir las operaciones expuestas a integraciones externas (MCP y Telegram) a consultas de solo lectura, por motivos de seguridad</w:t>
+      </w:r>
+    </w:p>
+    <w:p>
+      <w:pPr>
         <w:pStyle w:val="Heading1"/>
         <w:numPr>
           <w:ilvl w:val="0"/>
@@ -3951,6 +4021,66 @@
     </w:p>
     <w:p>
       <w:pPr>
+        <w:numPr>
+          <w:ilvl w:val="0"/>
+          <w:numId w:val="5"/>
+        </w:numPr>
+        <w:ind w:firstLine="1080"/>
+      </w:pPr>
+      <w:r>
+        <w:rPr>
+          <w:rtl w:val="0"/>
+        </w:rPr>
+        <w:t xml:space="preserve">Incompatibilidad de drivers o versiones entre los distintos motores NoSQL soportados</w:t>
+      </w:r>
+    </w:p>
+    <w:p>
+      <w:pPr>
+        <w:numPr>
+          <w:ilvl w:val="0"/>
+          <w:numId w:val="5"/>
+        </w:numPr>
+        <w:ind w:firstLine="1080"/>
+      </w:pPr>
+      <w:r>
+        <w:rPr>
+          <w:rtl w:val="0"/>
+        </w:rPr>
+        <w:t xml:space="preserve">Exposición accidental de credenciales de conexión en integraciones externas (bot de Telegram, servidor MCP)</w:t>
+      </w:r>
+    </w:p>
+    <w:p>
+      <w:pPr>
+        <w:numPr>
+          <w:ilvl w:val="0"/>
+          <w:numId w:val="5"/>
+        </w:numPr>
+        <w:ind w:firstLine="1080"/>
+      </w:pPr>
+      <w:r>
+        <w:rPr>
+          <w:rtl w:val="0"/>
+        </w:rPr>
+        <w:t xml:space="preserve">Indisponibilidad del servidor VPS donde se despliegan el bot de Telegram y las bases de datos de prueba</w:t>
+      </w:r>
+    </w:p>
+    <w:p>
+      <w:pPr>
+        <w:numPr>
+          <w:ilvl w:val="0"/>
+          <w:numId w:val="5"/>
+        </w:numPr>
+        <w:ind w:firstLine="1080"/>
+      </w:pPr>
+      <w:r>
+        <w:rPr>
+          <w:rtl w:val="0"/>
+        </w:rPr>
+        <w:t xml:space="preserve">Dependencia de servicios de terceros (APIs de modelos de IA, Marketplace de VS Code, PyPI, API de Telegram) que pueden cambiar sus políticas o interfaces</w:t>
+      </w:r>
+    </w:p>
+    <w:p>
+      <w:pPr>
         <w:pStyle w:val="Heading1"/>
         <w:numPr>
           <w:ilvl w:val="0"/>
@@ -4019,6 +4149,18 @@
           <w:rtl w:val="0"/>
         </w:rPr>
         <w:t xml:space="preserve">En este contexto, se identifica la necesidad de desarrollar una solución que permita comprender y aplicar los conceptos de administración de bases de datos mediante una interfaz de consola simplificada y controlada.</w:t>
+      </w:r>
+    </w:p>
+    <w:p w14:paraId="1000008G">
+      <w:pPr>
+        <w:spacing w:after="0" w:afterAutospacing="0" w:line="480" w:lineRule="auto"/>
+        <w:ind w:firstLine="720"/>
+      </w:pPr>
+      <w:r>
+        <w:rPr>
+          <w:rtl w:val="0"/>
+        </w:rPr>
+        <w:t xml:space="preserve">Adicionalmente, se observa que la mayoría de herramientas existentes se enfocan exclusivamente en bases de datos relacionales, dejando de lado a los motores NoSQL, cuyo uso ha crecido de forma sostenida en aplicaciones modernas. Asimismo, la aparición de asistentes de inteligencia artificial capaces de operar herramientas externas mediante protocolos como MCP (Model Context Protocol) representa una oportunidad para modernizar la forma en que los desarrolladores interactúan con sus bases de datos, sin abandonar el control y la seguridad que ofrece una interfaz de consola tradicional.</w:t>
       </w:r>
     </w:p>
     <w:p>
@@ -4632,6 +4774,222 @@
               </w:p>
             </w:tc>
           </w:tr>
+          <w:tr>
+            <w:trPr>
+              <w:cantSplit w:val="0"/>
+              <w:tblHeader w:val="0"/>
+            </w:trPr>
+            <w:tc>
+              <w:tcPr>
+                <w:shd w:fill="f2f2f2" w:val="clear"/>
+                <w:tcMar>
+                  <w:top w:w="100.0" w:type="dxa"/>
+                  <w:left w:w="100.0" w:type="dxa"/>
+                  <w:bottom w:w="100.0" w:type="dxa"/>
+                  <w:right w:w="100.0" w:type="dxa"/>
+                </w:tcMar>
+                <w:vAlign w:val="top"/>
+              </w:tcPr>
+              <w:p>
+                <w:pPr>
+                  <w:widowControl w:val="0"/>
+                  <w:spacing w:after="0" w:line="240" w:lineRule="auto"/>
+                  <w:ind w:left="0" w:firstLine="0"/>
+                  <w:rPr/>
+                </w:pPr>
+                <w:r>
+                  <w:rPr>
+                    <w:rtl w:val="0"/>
+                  </w:rPr>
+                  <w:t xml:space="preserve">Software</w:t>
+                </w:r>
+              </w:p>
+            </w:tc>
+            <w:tc>
+              <w:tcPr>
+                <w:shd w:fill="f2f2f2" w:val="clear"/>
+                <w:tcMar>
+                  <w:top w:w="100.0" w:type="dxa"/>
+                  <w:left w:w="100.0" w:type="dxa"/>
+                  <w:bottom w:w="100.0" w:type="dxa"/>
+                  <w:right w:w="100.0" w:type="dxa"/>
+                </w:tcMar>
+                <w:vAlign w:val="top"/>
+              </w:tcPr>
+              <w:p>
+                <w:pPr>
+                  <w:keepNext w:val="0"/>
+                  <w:keepLines w:val="0"/>
+                  <w:pageBreakBefore w:val="0"/>
+                  <w:widowControl w:val="0"/>
+                  <w:pBdr>
+                    <w:top w:space="0" w:sz="0" w:val="nil"/>
+                    <w:left w:space="0" w:sz="0" w:val="nil"/>
+                    <w:bottom w:space="0" w:sz="0" w:val="nil"/>
+                    <w:right w:space="0" w:sz="0" w:val="nil"/>
+                    <w:between w:space="0" w:sz="0" w:val="nil"/>
+                  </w:pBdr>
+                  <w:shd w:fill="auto" w:val="clear"/>
+                  <w:spacing w:after="0" w:before="0" w:line="240" w:lineRule="auto"/>
+                  <w:ind w:left="0" w:right="0" w:firstLine="0"/>
+                  <w:jc w:val="left"/>
+                  <w:rPr/>
+                </w:pPr>
+                <w:r>
+                  <w:rPr>
+                    <w:rtl w:val="0"/>
+                  </w:rPr>
+                  <w:t xml:space="preserve">Node.js + TypeScript</w:t>
+                </w:r>
+              </w:p>
+            </w:tc>
+            <w:tc>
+              <w:tcPr>
+                <w:shd w:fill="f2f2f2" w:val="clear"/>
+                <w:tcMar>
+                  <w:top w:w="100.0" w:type="dxa"/>
+                  <w:left w:w="100.0" w:type="dxa"/>
+                  <w:bottom w:w="100.0" w:type="dxa"/>
+                  <w:right w:w="100.0" w:type="dxa"/>
+                </w:tcMar>
+                <w:vAlign w:val="top"/>
+              </w:tcPr>
+              <w:p>
+                <w:pPr>
+                  <w:keepNext w:val="0"/>
+                  <w:keepLines w:val="0"/>
+                  <w:pageBreakBefore w:val="0"/>
+                  <w:widowControl w:val="0"/>
+                  <w:pBdr>
+                    <w:top w:space="0" w:sz="0" w:val="nil"/>
+                    <w:left w:space="0" w:sz="0" w:val="nil"/>
+                    <w:bottom w:space="0" w:sz="0" w:val="nil"/>
+                    <w:right w:space="0" w:sz="0" w:val="nil"/>
+                    <w:between w:space="0" w:sz="0" w:val="nil"/>
+                  </w:pBdr>
+                  <w:shd w:fill="auto" w:val="clear"/>
+                  <w:spacing w:after="0" w:before="0" w:line="240" w:lineRule="auto"/>
+                  <w:ind w:left="0" w:right="0" w:firstLine="0"/>
+                  <w:jc w:val="left"/>
+                  <w:rPr/>
+                </w:pPr>
+                <w:r>
+                  <w:rPr>
+                    <w:rtl w:val="0"/>
+                  </w:rPr>
+                  <w:t xml:space="preserve">Utilizado para el desarrollo y empaquetado de la extensión de Visual Studio Code</w:t>
+                </w:r>
+              </w:p>
+            </w:tc>
+          </w:tr>
+          <w:tr>
+            <w:trPr>
+              <w:cantSplit w:val="0"/>
+              <w:tblHeader w:val="0"/>
+            </w:trPr>
+            <w:tc>
+              <w:tcPr>
+                <w:shd w:fill="f2f2f2" w:val="clear"/>
+                <w:tcMar>
+                  <w:top w:w="100.0" w:type="dxa"/>
+                  <w:left w:w="100.0" w:type="dxa"/>
+                  <w:bottom w:w="100.0" w:type="dxa"/>
+                  <w:right w:w="100.0" w:type="dxa"/>
+                </w:tcMar>
+                <w:vAlign w:val="top"/>
+              </w:tcPr>
+              <w:p>
+                <w:pPr>
+                  <w:widowControl w:val="0"/>
+                  <w:spacing w:after="0" w:line="240" w:lineRule="auto"/>
+                  <w:ind w:left="0" w:firstLine="0"/>
+                  <w:rPr/>
+                </w:pPr>
+                <w:r>
+                  <w:rPr>
+                    <w:rtl w:val="0"/>
+                  </w:rPr>
+                  <w:t xml:space="preserve">Hardware</w:t>
+                </w:r>
+              </w:p>
+            </w:tc>
+            <w:tc>
+              <w:tcPr>
+                <w:shd w:fill="f2f2f2" w:val="clear"/>
+                <w:tcMar>
+                  <w:top w:w="100.0" w:type="dxa"/>
+                  <w:left w:w="100.0" w:type="dxa"/>
+                  <w:bottom w:w="100.0" w:type="dxa"/>
+                  <w:right w:w="100.0" w:type="dxa"/>
+                </w:tcMar>
+                <w:vAlign w:val="top"/>
+              </w:tcPr>
+              <w:p>
+                <w:pPr>
+                  <w:keepNext w:val="0"/>
+                  <w:keepLines w:val="0"/>
+                  <w:pageBreakBefore w:val="0"/>
+                  <w:widowControl w:val="0"/>
+                  <w:pBdr>
+                    <w:top w:space="0" w:sz="0" w:val="nil"/>
+                    <w:left w:space="0" w:sz="0" w:val="nil"/>
+                    <w:bottom w:space="0" w:sz="0" w:val="nil"/>
+                    <w:right w:space="0" w:sz="0" w:val="nil"/>
+                    <w:between w:space="0" w:sz="0" w:val="nil"/>
+                  </w:pBdr>
+                  <w:shd w:fill="auto" w:val="clear"/>
+                  <w:spacing w:after="0" w:before="0" w:line="240" w:lineRule="auto"/>
+                  <w:ind w:left="0" w:right="0" w:firstLine="0"/>
+                  <w:jc w:val="left"/>
+                  <w:rPr/>
+                </w:pPr>
+                <w:r>
+                  <w:rPr>
+                    <w:rtl w:val="0"/>
+                  </w:rPr>
+                  <w:t xml:space="preserve">Servidor VPS (Contabo, Debian 13)</w:t>
+                </w:r>
+              </w:p>
+            </w:tc>
+            <w:tc>
+              <w:tcPr>
+                <w:shd w:fill="f2f2f2" w:val="clear"/>
+                <w:tcMar>
+                  <w:top w:w="100.0" w:type="dxa"/>
+                  <w:left w:w="100.0" w:type="dxa"/>
+                  <w:bottom w:w="100.0" w:type="dxa"/>
+                  <w:right w:w="100.0" w:type="dxa"/>
+                </w:tcMar>
+                <w:vAlign w:val="top"/>
+              </w:tcPr>
+              <w:p>
+                <w:pPr>
+                  <w:keepNext w:val="0"/>
+                  <w:keepLines w:val="0"/>
+                  <w:pageBreakBefore w:val="0"/>
+                  <w:widowControl w:val="0"/>
+                  <w:pBdr>
+                    <w:top w:space="0" w:sz="0" w:val="nil"/>
+                    <w:left w:space="0" w:sz="0" w:val="nil"/>
+                    <w:bottom w:space="0" w:sz="0" w:val="nil"/>
+                    <w:right w:space="0" w:sz="0" w:val="nil"/>
+                    <w:between w:space="0" w:sz="0" w:val="nil"/>
+                  </w:pBdr>
+                  <w:shd w:fill="auto" w:val="clear"/>
+                  <w:spacing w:after="0" w:before="0" w:line="240" w:lineRule="auto"/>
+                  <w:ind w:left="0" w:right="0" w:firstLine="0"/>
+                  <w:jc w:val="left"/>
+                  <w:rPr/>
+                </w:pPr>
+                <w:r>
+                  <w:rPr>
+                    <w:rtl w:val="0"/>
+                  </w:rPr>
+                  <w:t xml:space="preserve">Utilizado para desplegar de forma permanente el bot de Telegram y las bases de datos de prueba (MySQL, MongoDB, Redis)</w:t>
+                </w:r>
+              </w:p>
+            </w:tc>
+          </w:tr>
         </w:tbl>
       </w:sdtContent>
     </w:sdt>
@@ -4992,6 +5350,90 @@
               </w:p>
             </w:tc>
           </w:tr>
+          <w:tr>
+            <w:trPr>
+              <w:cantSplit w:val="0"/>
+              <w:tblHeader w:val="0"/>
+            </w:trPr>
+            <w:tc>
+              <w:tcPr>
+                <w:shd w:fill="f2f2f2" w:val="clear"/>
+                <w:tcMar>
+                  <w:top w:w="100.0" w:type="dxa"/>
+                  <w:left w:w="100.0" w:type="dxa"/>
+                  <w:bottom w:w="100.0" w:type="dxa"/>
+                  <w:right w:w="100.0" w:type="dxa"/>
+                </w:tcMar>
+                <w:vAlign w:val="top"/>
+              </w:tcPr>
+              <w:p>
+                <w:pPr>
+                  <w:widowControl w:val="0"/>
+                  <w:spacing w:after="0" w:line="240" w:lineRule="auto"/>
+                  <w:ind w:left="0" w:firstLine="0"/>
+                  <w:rPr/>
+                </w:pPr>
+                <w:r>
+                  <w:rPr>
+                    <w:rtl w:val="0"/>
+                  </w:rPr>
+                  <w:t xml:space="preserve">1</w:t>
+                </w:r>
+              </w:p>
+            </w:tc>
+            <w:tc>
+              <w:tcPr>
+                <w:shd w:fill="f2f2f2" w:val="clear"/>
+                <w:tcMar>
+                  <w:top w:w="100.0" w:type="dxa"/>
+                  <w:left w:w="100.0" w:type="dxa"/>
+                  <w:bottom w:w="100.0" w:type="dxa"/>
+                  <w:right w:w="100.0" w:type="dxa"/>
+                </w:tcMar>
+                <w:vAlign w:val="top"/>
+              </w:tcPr>
+              <w:p>
+                <w:pPr>
+                  <w:widowControl w:val="0"/>
+                  <w:spacing w:after="0" w:line="240" w:lineRule="auto"/>
+                  <w:ind w:left="0" w:firstLine="0"/>
+                  <w:rPr/>
+                </w:pPr>
+                <w:r>
+                  <w:rPr>
+                    <w:rtl w:val="0"/>
+                  </w:rPr>
+                  <w:t xml:space="preserve">Servidor VPS</w:t>
+                </w:r>
+              </w:p>
+            </w:tc>
+            <w:tc>
+              <w:tcPr>
+                <w:shd w:fill="f2f2f2" w:val="clear"/>
+                <w:tcMar>
+                  <w:top w:w="100.0" w:type="dxa"/>
+                  <w:left w:w="100.0" w:type="dxa"/>
+                  <w:bottom w:w="100.0" w:type="dxa"/>
+                  <w:right w:w="100.0" w:type="dxa"/>
+                </w:tcMar>
+                <w:vAlign w:val="top"/>
+              </w:tcPr>
+              <w:p>
+                <w:pPr>
+                  <w:spacing w:after="0" w:line="240" w:lineRule="auto"/>
+                  <w:ind w:left="0" w:firstLine="0"/>
+                  <w:jc w:val="both"/>
+                  <w:rPr/>
+                </w:pPr>
+                <w:r>
+                  <w:rPr>
+                    <w:rtl w:val="0"/>
+                  </w:rPr>
+                  <w:t xml:space="preserve">Contabo VPS, Debian 13, usado para desplegar el bot de Telegram como servicio permanente (systemd) y alojar bases de datos de prueba MySQL, MongoDB y Redis.</w:t>
+                </w:r>
+              </w:p>
+            </w:tc>
+          </w:tr>
         </w:tbl>
       </w:sdtContent>
     </w:sdt>
@@ -5013,7 +5455,7 @@
         <w:rPr>
           <w:rtl w:val="0"/>
         </w:rPr>
-        <w:t xml:space="preserve"> El proyecto es técnicamente viable. Se cuenta con dos equipos con especificaciones adecuadas para el desarrollo. Python es un lenguaje ideal para aplicaciones CLI y no requiere hardware especializado. Las librerías necesarias para la conexión a bases de datos son de código abierto y están disponibles gratuitamente.</w:t>
+        <w:t xml:space="preserve"> El proyecto es técnicamente viable. Se cuenta con dos equipos con especificaciones adecuadas para el desarrollo, además de un servidor VPS para el despliegue permanente de las integraciones externas. Python es un lenguaje ideal para aplicaciones CLI y no requiere hardware especializado. Las librerías necesarias para la conexión a bases de datos relacionales y NoSQL (psycopg2, mysql-connector-python, pymongo, redis, cassandra-driver) son de código abierto y están disponibles gratuitamente, al igual que las herramientas de publicación utilizadas (PyPI, Visual Studio Code Marketplace y la API de Bots de Telegram).</w:t>
       </w:r>
     </w:p>
     <w:p>
@@ -5805,7 +6247,7 @@
                   <w:rPr>
                     <w:rtl w:val="0"/>
                   </w:rPr>
-                  <w:t xml:space="preserve">1</w:t>
+                  <w:t xml:space="preserve">4</w:t>
                 </w:r>
               </w:p>
             </w:tc>
@@ -5831,7 +6273,7 @@
                   <w:rPr>
                     <w:rtl w:val="0"/>
                   </w:rPr>
-                  <w:t xml:space="preserve">80</w:t>
+                  <w:t xml:space="preserve">320</w:t>
                 </w:r>
               </w:p>
             </w:tc>
@@ -5916,7 +6358,7 @@
                   <w:rPr>
                     <w:rtl w:val="0"/>
                   </w:rPr>
-                  <w:t xml:space="preserve">1</w:t>
+                  <w:t xml:space="preserve">4</w:t>
                 </w:r>
               </w:p>
             </w:tc>
@@ -5942,7 +6384,7 @@
                   <w:rPr>
                     <w:rtl w:val="0"/>
                   </w:rPr>
-                  <w:t xml:space="preserve">100</w:t>
+                  <w:t xml:space="preserve">400</w:t>
                 </w:r>
               </w:p>
             </w:tc>
@@ -5974,6 +6416,228 @@
                   <w:rPr>
                     <w:rtl w:val="0"/>
                   </w:rPr>
+                  <w:t xml:space="preserve">Hosting VPS (Contabo)</w:t>
+                </w:r>
+              </w:p>
+            </w:tc>
+            <w:tc>
+              <w:tcPr>
+                <w:shd w:fill="f2f2f2" w:val="clear"/>
+                <w:tcMar>
+                  <w:top w:w="100.0" w:type="dxa"/>
+                  <w:left w:w="100.0" w:type="dxa"/>
+                  <w:bottom w:w="100.0" w:type="dxa"/>
+                  <w:right w:w="100.0" w:type="dxa"/>
+                </w:tcMar>
+                <w:vAlign w:val="top"/>
+              </w:tcPr>
+              <w:p>
+                <w:pPr>
+                  <w:widowControl w:val="0"/>
+                  <w:spacing w:after="0" w:line="240" w:lineRule="auto"/>
+                  <w:ind w:left="0" w:firstLine="0"/>
+                  <w:jc w:val="right"/>
+                  <w:rPr/>
+                </w:pPr>
+                <w:r>
+                  <w:rPr>
+                    <w:rtl w:val="0"/>
+                  </w:rPr>
+                  <w:t xml:space="preserve">35</w:t>
+                </w:r>
+              </w:p>
+            </w:tc>
+            <w:tc>
+              <w:tcPr>
+                <w:shd w:fill="f2f2f2" w:val="clear"/>
+                <w:tcMar>
+                  <w:top w:w="100.0" w:type="dxa"/>
+                  <w:left w:w="100.0" w:type="dxa"/>
+                  <w:bottom w:w="100.0" w:type="dxa"/>
+                  <w:right w:w="100.0" w:type="dxa"/>
+                </w:tcMar>
+                <w:vAlign w:val="top"/>
+              </w:tcPr>
+              <w:p>
+                <w:pPr>
+                  <w:spacing w:after="0" w:line="240" w:lineRule="auto"/>
+                  <w:ind w:left="0" w:firstLine="0"/>
+                  <w:jc w:val="right"/>
+                  <w:rPr/>
+                </w:pPr>
+                <w:r>
+                  <w:rPr>
+                    <w:rtl w:val="0"/>
+                  </w:rPr>
+                  <w:t xml:space="preserve">4</w:t>
+                </w:r>
+              </w:p>
+            </w:tc>
+            <w:tc>
+              <w:tcPr>
+                <w:shd w:fill="f2f2f2" w:val="clear"/>
+                <w:tcMar>
+                  <w:top w:w="100.0" w:type="dxa"/>
+                  <w:left w:w="100.0" w:type="dxa"/>
+                  <w:bottom w:w="100.0" w:type="dxa"/>
+                  <w:right w:w="100.0" w:type="dxa"/>
+                </w:tcMar>
+                <w:vAlign w:val="top"/>
+              </w:tcPr>
+              <w:p>
+                <w:pPr>
+                  <w:spacing w:after="0" w:line="240" w:lineRule="auto"/>
+                  <w:ind w:left="0" w:firstLine="0"/>
+                  <w:jc w:val="right"/>
+                  <w:rPr/>
+                </w:pPr>
+                <w:r>
+                  <w:rPr>
+                    <w:rtl w:val="0"/>
+                  </w:rPr>
+                  <w:t xml:space="preserve">140</w:t>
+                </w:r>
+              </w:p>
+            </w:tc>
+          </w:tr>
+          <w:tr>
+            <w:trPr>
+              <w:cantSplit w:val="0"/>
+              <w:tblHeader w:val="0"/>
+            </w:trPr>
+            <w:tc>
+              <w:tcPr>
+                <w:shd w:fill="f2f2f2" w:val="clear"/>
+                <w:tcMar>
+                  <w:top w:w="100.0" w:type="dxa"/>
+                  <w:left w:w="100.0" w:type="dxa"/>
+                  <w:bottom w:w="100.0" w:type="dxa"/>
+                  <w:right w:w="100.0" w:type="dxa"/>
+                </w:tcMar>
+                <w:vAlign w:val="top"/>
+              </w:tcPr>
+              <w:p>
+                <w:pPr>
+                  <w:widowControl w:val="0"/>
+                  <w:spacing w:after="0" w:line="240" w:lineRule="auto"/>
+                  <w:ind w:left="0" w:firstLine="0"/>
+                  <w:rPr/>
+                </w:pPr>
+                <w:r>
+                  <w:rPr>
+                    <w:rtl w:val="0"/>
+                  </w:rPr>
+                  <w:t xml:space="preserve">Créditos API de IA (OpenAI/Anthropic)</w:t>
+                </w:r>
+              </w:p>
+            </w:tc>
+            <w:tc>
+              <w:tcPr>
+                <w:shd w:fill="f2f2f2" w:val="clear"/>
+                <w:tcMar>
+                  <w:top w:w="100.0" w:type="dxa"/>
+                  <w:left w:w="100.0" w:type="dxa"/>
+                  <w:bottom w:w="100.0" w:type="dxa"/>
+                  <w:right w:w="100.0" w:type="dxa"/>
+                </w:tcMar>
+                <w:vAlign w:val="top"/>
+              </w:tcPr>
+              <w:p>
+                <w:pPr>
+                  <w:widowControl w:val="0"/>
+                  <w:spacing w:after="0" w:line="240" w:lineRule="auto"/>
+                  <w:ind w:left="0" w:firstLine="0"/>
+                  <w:jc w:val="right"/>
+                  <w:rPr/>
+                </w:pPr>
+                <w:r>
+                  <w:rPr>
+                    <w:rtl w:val="0"/>
+                  </w:rPr>
+                  <w:t xml:space="preserve">50</w:t>
+                </w:r>
+              </w:p>
+            </w:tc>
+            <w:tc>
+              <w:tcPr>
+                <w:shd w:fill="f2f2f2" w:val="clear"/>
+                <w:tcMar>
+                  <w:top w:w="100.0" w:type="dxa"/>
+                  <w:left w:w="100.0" w:type="dxa"/>
+                  <w:bottom w:w="100.0" w:type="dxa"/>
+                  <w:right w:w="100.0" w:type="dxa"/>
+                </w:tcMar>
+                <w:vAlign w:val="top"/>
+              </w:tcPr>
+              <w:p>
+                <w:pPr>
+                  <w:spacing w:after="0" w:line="240" w:lineRule="auto"/>
+                  <w:ind w:left="0" w:firstLine="0"/>
+                  <w:jc w:val="right"/>
+                  <w:rPr/>
+                </w:pPr>
+                <w:r>
+                  <w:rPr>
+                    <w:rtl w:val="0"/>
+                  </w:rPr>
+                  <w:t xml:space="preserve">4</w:t>
+                </w:r>
+              </w:p>
+            </w:tc>
+            <w:tc>
+              <w:tcPr>
+                <w:shd w:fill="f2f2f2" w:val="clear"/>
+                <w:tcMar>
+                  <w:top w:w="100.0" w:type="dxa"/>
+                  <w:left w:w="100.0" w:type="dxa"/>
+                  <w:bottom w:w="100.0" w:type="dxa"/>
+                  <w:right w:w="100.0" w:type="dxa"/>
+                </w:tcMar>
+                <w:vAlign w:val="top"/>
+              </w:tcPr>
+              <w:p>
+                <w:pPr>
+                  <w:spacing w:after="0" w:line="240" w:lineRule="auto"/>
+                  <w:ind w:left="0" w:firstLine="0"/>
+                  <w:jc w:val="right"/>
+                  <w:rPr/>
+                </w:pPr>
+                <w:r>
+                  <w:rPr>
+                    <w:rtl w:val="0"/>
+                  </w:rPr>
+                  <w:t xml:space="preserve">200</w:t>
+                </w:r>
+              </w:p>
+            </w:tc>
+          </w:tr>
+          <w:tr>
+            <w:trPr>
+              <w:cantSplit w:val="0"/>
+              <w:tblHeader w:val="0"/>
+            </w:trPr>
+            <w:tc>
+              <w:tcPr>
+                <w:shd w:fill="f2f2f2" w:val="clear"/>
+                <w:tcMar>
+                  <w:top w:w="100.0" w:type="dxa"/>
+                  <w:left w:w="100.0" w:type="dxa"/>
+                  <w:bottom w:w="100.0" w:type="dxa"/>
+                  <w:right w:w="100.0" w:type="dxa"/>
+                </w:tcMar>
+                <w:vAlign w:val="top"/>
+              </w:tcPr>
+              <w:p>
+                <w:pPr>
+                  <w:widowControl w:val="0"/>
+                  <w:spacing w:after="0" w:line="240" w:lineRule="auto"/>
+                  <w:ind w:left="0" w:firstLine="0"/>
+                  <w:rPr/>
+                </w:pPr>
+                <w:r>
+                  <w:rPr>
+                    <w:rtl w:val="0"/>
+                  </w:rPr>
                   <w:t xml:space="preserve">Total</w:t>
                 </w:r>
               </w:p>
@@ -6053,7 +6717,7 @@
                   <w:rPr>
                     <w:rtl w:val="0"/>
                   </w:rPr>
-                  <w:t xml:space="preserve">180</w:t>
+                  <w:t xml:space="preserve">1 060</w:t>
                 </w:r>
               </w:p>
             </w:tc>
@@ -6406,7 +7070,7 @@
                   <w:rPr>
                     <w:rtl w:val="0"/>
                   </w:rPr>
-                  <w:t xml:space="preserve">80</w:t>
+                  <w:t xml:space="preserve">150</w:t>
                 </w:r>
               </w:p>
             </w:tc>
@@ -6458,7 +7122,7 @@
                   <w:rPr>
                     <w:rtl w:val="0"/>
                   </w:rPr>
-                  <w:t xml:space="preserve">80</w:t>
+                  <w:t xml:space="preserve">150</w:t>
                 </w:r>
               </w:p>
             </w:tc>
@@ -6543,7 +7207,7 @@
                   <w:rPr>
                     <w:rtl w:val="0"/>
                   </w:rPr>
-                  <w:t xml:space="preserve">20</w:t>
+                  <w:t xml:space="preserve">1</w:t>
                 </w:r>
               </w:p>
             </w:tc>
@@ -6601,6 +7265,116 @@
                   <w:rPr>
                     <w:rtl w:val="0"/>
                   </w:rPr>
+                  <w:t xml:space="preserve">Pruebas de integración (extensión VSC, servidor MCP, bot de Telegram)</w:t>
+                </w:r>
+              </w:p>
+            </w:tc>
+            <w:tc>
+              <w:tcPr>
+                <w:shd w:fill="f2f2f2" w:val="clear"/>
+                <w:tcMar>
+                  <w:top w:w="100.0" w:type="dxa"/>
+                  <w:left w:w="100.0" w:type="dxa"/>
+                  <w:bottom w:w="100.0" w:type="dxa"/>
+                  <w:right w:w="100.0" w:type="dxa"/>
+                </w:tcMar>
+                <w:vAlign w:val="top"/>
+              </w:tcPr>
+              <w:p>
+                <w:pPr>
+                  <w:spacing w:after="0" w:line="240" w:lineRule="auto"/>
+                  <w:ind w:left="0" w:firstLine="0"/>
+                  <w:jc w:val="right"/>
+                  <w:rPr/>
+                </w:pPr>
+                <w:r>
+                  <w:rPr>
+                    <w:rtl w:val="0"/>
+                  </w:rPr>
+                  <w:t xml:space="preserve">100</w:t>
+                </w:r>
+              </w:p>
+            </w:tc>
+            <w:tc>
+              <w:tcPr>
+                <w:shd w:fill="f2f2f2" w:val="clear"/>
+                <w:tcMar>
+                  <w:top w:w="100.0" w:type="dxa"/>
+                  <w:left w:w="100.0" w:type="dxa"/>
+                  <w:bottom w:w="100.0" w:type="dxa"/>
+                  <w:right w:w="100.0" w:type="dxa"/>
+                </w:tcMar>
+                <w:vAlign w:val="top"/>
+              </w:tcPr>
+              <w:p>
+                <w:pPr>
+                  <w:spacing w:after="0" w:line="240" w:lineRule="auto"/>
+                  <w:ind w:left="0" w:firstLine="0"/>
+                  <w:jc w:val="right"/>
+                  <w:rPr/>
+                </w:pPr>
+                <w:r>
+                  <w:rPr>
+                    <w:rtl w:val="0"/>
+                  </w:rPr>
+                  <w:t xml:space="preserve">1</w:t>
+                </w:r>
+              </w:p>
+            </w:tc>
+            <w:tc>
+              <w:tcPr>
+                <w:shd w:fill="f2f2f2" w:val="clear"/>
+                <w:tcMar>
+                  <w:top w:w="100.0" w:type="dxa"/>
+                  <w:left w:w="100.0" w:type="dxa"/>
+                  <w:bottom w:w="100.0" w:type="dxa"/>
+                  <w:right w:w="100.0" w:type="dxa"/>
+                </w:tcMar>
+                <w:vAlign w:val="top"/>
+              </w:tcPr>
+              <w:p>
+                <w:pPr>
+                  <w:spacing w:after="0" w:line="240" w:lineRule="auto"/>
+                  <w:ind w:left="0" w:firstLine="0"/>
+                  <w:jc w:val="right"/>
+                  <w:rPr/>
+                </w:pPr>
+                <w:r>
+                  <w:rPr>
+                    <w:rtl w:val="0"/>
+                  </w:rPr>
+                  <w:t xml:space="preserve">100</w:t>
+                </w:r>
+              </w:p>
+            </w:tc>
+          </w:tr>
+          <w:tr>
+            <w:trPr>
+              <w:cantSplit w:val="0"/>
+              <w:tblHeader w:val="0"/>
+            </w:trPr>
+            <w:tc>
+              <w:tcPr>
+                <w:shd w:fill="f2f2f2" w:val="clear"/>
+                <w:tcMar>
+                  <w:top w:w="100.0" w:type="dxa"/>
+                  <w:left w:w="100.0" w:type="dxa"/>
+                  <w:bottom w:w="100.0" w:type="dxa"/>
+                  <w:right w:w="100.0" w:type="dxa"/>
+                </w:tcMar>
+                <w:vAlign w:val="top"/>
+              </w:tcPr>
+              <w:p>
+                <w:pPr>
+                  <w:widowControl w:val="0"/>
+                  <w:spacing w:after="0" w:line="240" w:lineRule="auto"/>
+                  <w:ind w:left="0" w:firstLine="0"/>
+                  <w:rPr/>
+                </w:pPr>
+                <w:r>
+                  <w:rPr>
+                    <w:rtl w:val="0"/>
+                  </w:rPr>
                   <w:t xml:space="preserve">Total</w:t>
                 </w:r>
               </w:p>
@@ -6680,7 +7454,7 @@
                   <w:rPr>
                     <w:rtl w:val="0"/>
                   </w:rPr>
-                  <w:t xml:space="preserve">150</w:t>
+                  <w:t xml:space="preserve">320</w:t>
                 </w:r>
               </w:p>
             </w:tc>
@@ -6992,7 +7766,7 @@
                   <w:rPr>
                     <w:rtl w:val="0"/>
                   </w:rPr>
-                  <w:t xml:space="preserve">3 000</w:t>
+                  <w:t xml:space="preserve">1 500</w:t>
                 </w:r>
               </w:p>
             </w:tc>
@@ -7018,7 +7792,7 @@
                   <w:rPr>
                     <w:rtl w:val="0"/>
                   </w:rPr>
-                  <w:t xml:space="preserve">1</w:t>
+                  <w:t xml:space="preserve">4</w:t>
                 </w:r>
               </w:p>
             </w:tc>
@@ -7045,7 +7819,7 @@
                   <w:rPr>
                     <w:rtl w:val="0"/>
                   </w:rPr>
-                  <w:t xml:space="preserve">3 000</w:t>
+                  <w:t xml:space="preserve">6 000</w:t>
                 </w:r>
               </w:p>
             </w:tc>
@@ -7104,6 +7878,59 @@
                   <w:rPr>
                     <w:rtl w:val="0"/>
                   </w:rPr>
+                  <w:t xml:space="preserve">1</w:t>
+                </w:r>
+              </w:p>
+            </w:tc>
+            <w:tc>
+              <w:tcPr>
+                <w:shd w:fill="f2f2f2" w:val="clear"/>
+                <w:tcMar>
+                  <w:top w:w="100.0" w:type="dxa"/>
+                  <w:left w:w="100.0" w:type="dxa"/>
+                  <w:bottom w:w="100.0" w:type="dxa"/>
+                  <w:right w:w="100.0" w:type="dxa"/>
+                </w:tcMar>
+                <w:vAlign w:val="top"/>
+              </w:tcPr>
+              <w:p>
+                <w:pPr>
+                  <w:widowControl w:val="0"/>
+                  <w:spacing w:after="0" w:line="240" w:lineRule="auto"/>
+                  <w:ind w:left="0" w:firstLine="0"/>
+                  <w:jc w:val="right"/>
+                  <w:rPr/>
+                </w:pPr>
+                <w:r>
+                  <w:rPr>
+                    <w:rtl w:val="0"/>
+                  </w:rPr>
+                  <w:t xml:space="preserve">1 500</w:t>
+                </w:r>
+              </w:p>
+            </w:tc>
+            <w:tc>
+              <w:tcPr>
+                <w:shd w:fill="f2f2f2" w:val="clear"/>
+                <w:tcMar>
+                  <w:top w:w="100.0" w:type="dxa"/>
+                  <w:left w:w="100.0" w:type="dxa"/>
+                  <w:bottom w:w="100.0" w:type="dxa"/>
+                  <w:right w:w="100.0" w:type="dxa"/>
+                </w:tcMar>
+                <w:vAlign w:val="top"/>
+              </w:tcPr>
+              <w:p>
+                <w:pPr>
+                  <w:spacing w:after="0" w:line="240" w:lineRule="auto"/>
+                  <w:ind w:left="0" w:firstLine="0"/>
+                  <w:jc w:val="right"/>
+                  <w:rPr/>
+                </w:pPr>
+                <w:r>
+                  <w:rPr>
+                    <w:rtl w:val="0"/>
+                  </w:rPr>
                   <w:t xml:space="preserve">4</w:t>
                 </w:r>
               </w:p>
@@ -7131,60 +7958,7 @@
                   <w:rPr>
                     <w:rtl w:val="0"/>
                   </w:rPr>
-                  <w:t xml:space="preserve">3 000</w:t>
-                </w:r>
-              </w:p>
-            </w:tc>
-            <w:tc>
-              <w:tcPr>
-                <w:shd w:fill="f2f2f2" w:val="clear"/>
-                <w:tcMar>
-                  <w:top w:w="100.0" w:type="dxa"/>
-                  <w:left w:w="100.0" w:type="dxa"/>
-                  <w:bottom w:w="100.0" w:type="dxa"/>
-                  <w:right w:w="100.0" w:type="dxa"/>
-                </w:tcMar>
-                <w:vAlign w:val="top"/>
-              </w:tcPr>
-              <w:p>
-                <w:pPr>
-                  <w:spacing w:after="0" w:line="240" w:lineRule="auto"/>
-                  <w:ind w:left="0" w:firstLine="0"/>
-                  <w:jc w:val="right"/>
-                  <w:rPr/>
-                </w:pPr>
-                <w:r>
-                  <w:rPr>
-                    <w:rtl w:val="0"/>
-                  </w:rPr>
-                  <w:t xml:space="preserve">1</w:t>
-                </w:r>
-              </w:p>
-            </w:tc>
-            <w:tc>
-              <w:tcPr>
-                <w:shd w:fill="f2f2f2" w:val="clear"/>
-                <w:tcMar>
-                  <w:top w:w="100.0" w:type="dxa"/>
-                  <w:left w:w="100.0" w:type="dxa"/>
-                  <w:bottom w:w="100.0" w:type="dxa"/>
-                  <w:right w:w="100.0" w:type="dxa"/>
-                </w:tcMar>
-                <w:vAlign w:val="top"/>
-              </w:tcPr>
-              <w:p>
-                <w:pPr>
-                  <w:widowControl w:val="0"/>
-                  <w:spacing w:after="0" w:line="240" w:lineRule="auto"/>
-                  <w:ind w:left="0" w:firstLine="0"/>
-                  <w:jc w:val="right"/>
-                  <w:rPr/>
-                </w:pPr>
-                <w:r>
-                  <w:rPr>
-                    <w:rtl w:val="0"/>
-                  </w:rPr>
-                  <w:t xml:space="preserve">3 000</w:t>
+                  <w:t xml:space="preserve">6 000</w:t>
                 </w:r>
               </w:p>
             </w:tc>
@@ -7321,7 +8095,7 @@
                   <w:rPr>
                     <w:rtl w:val="0"/>
                   </w:rPr>
-                  <w:t xml:space="preserve">6 000</w:t>
+                  <w:t xml:space="preserve">12 000</w:t>
                 </w:r>
               </w:p>
             </w:tc>
@@ -7563,7 +8337,7 @@
                   <w:rPr>
                     <w:rtl w:val="0"/>
                   </w:rPr>
-                  <w:t xml:space="preserve">180</w:t>
+                  <w:t xml:space="preserve">1 060</w:t>
                 </w:r>
               </w:p>
             </w:tc>
@@ -7621,7 +8395,7 @@
                   <w:rPr>
                     <w:rtl w:val="0"/>
                   </w:rPr>
-                  <w:t xml:space="preserve">150</w:t>
+                  <w:t xml:space="preserve">320</w:t>
                 </w:r>
               </w:p>
             </w:tc>
@@ -7679,7 +8453,7 @@
                   <w:rPr>
                     <w:rtl w:val="0"/>
                   </w:rPr>
-                  <w:t xml:space="preserve">6 000</w:t>
+                  <w:t xml:space="preserve">12 000</w:t>
                 </w:r>
               </w:p>
             </w:tc>
@@ -7737,7 +8511,7 @@
                   <w:rPr>
                     <w:rtl w:val="0"/>
                   </w:rPr>
-                  <w:t xml:space="preserve">11 370</w:t>
+                  <w:t xml:space="preserve">18 420</w:t>
                 </w:r>
               </w:p>
             </w:tc>
@@ -8339,6 +9113,91 @@
               </w:p>
             </w:tc>
           </w:tr>
+          <w:tr>
+            <w:trPr>
+              <w:cantSplit w:val="0"/>
+              <w:tblHeader w:val="0"/>
+            </w:trPr>
+            <w:tc>
+              <w:tcPr>
+                <w:shd w:fill="f2f2f2" w:val="clear"/>
+                <w:tcMar>
+                  <w:top w:w="100.0" w:type="dxa"/>
+                  <w:left w:w="100.0" w:type="dxa"/>
+                  <w:bottom w:w="100.0" w:type="dxa"/>
+                  <w:right w:w="100.0" w:type="dxa"/>
+                </w:tcMar>
+                <w:vAlign w:val="top"/>
+              </w:tcPr>
+              <w:p>
+                <w:pPr>
+                  <w:widowControl w:val="0"/>
+                  <w:spacing w:after="0" w:line="240" w:lineRule="auto"/>
+                  <w:ind w:left="0" w:firstLine="0"/>
+                  <w:rPr/>
+                </w:pPr>
+                <w:r>
+                  <w:rPr>
+                    <w:rtl w:val="0"/>
+                  </w:rPr>
+                  <w:t xml:space="preserve">Usuarios de integraciones externas</w:t>
+                </w:r>
+              </w:p>
+            </w:tc>
+            <w:tc>
+              <w:tcPr>
+                <w:shd w:fill="f2f2f2" w:val="clear"/>
+                <w:tcMar>
+                  <w:top w:w="100.0" w:type="dxa"/>
+                  <w:left w:w="100.0" w:type="dxa"/>
+                  <w:bottom w:w="100.0" w:type="dxa"/>
+                  <w:right w:w="100.0" w:type="dxa"/>
+                </w:tcMar>
+                <w:vAlign w:val="top"/>
+              </w:tcPr>
+              <w:p>
+                <w:pPr>
+                  <w:spacing w:after="0" w:line="240" w:lineRule="auto"/>
+                  <w:ind w:left="0" w:firstLine="0"/>
+                  <w:jc w:val="both"/>
+                  <w:rPr/>
+                </w:pPr>
+                <w:r>
+                  <w:rPr>
+                    <w:rtl w:val="0"/>
+                  </w:rPr>
+                  <w:t xml:space="preserve">Usuarios de asistentes de IA (Claude, Antigravity, Cursor, entre otros) mediante el servidor MCP, y usuarios de Telegram mediante consultas de solo lectura, sin necesidad de instalar el proyecto completo</w:t>
+                </w:r>
+              </w:p>
+            </w:tc>
+            <w:tc>
+              <w:tcPr>
+                <w:shd w:fill="f2f2f2" w:val="clear"/>
+                <w:tcMar>
+                  <w:top w:w="100.0" w:type="dxa"/>
+                  <w:left w:w="100.0" w:type="dxa"/>
+                  <w:bottom w:w="100.0" w:type="dxa"/>
+                  <w:right w:w="100.0" w:type="dxa"/>
+                </w:tcMar>
+                <w:vAlign w:val="top"/>
+              </w:tcPr>
+              <w:p>
+                <w:pPr>
+                  <w:widowControl w:val="0"/>
+                  <w:spacing w:after="0" w:line="240" w:lineRule="auto"/>
+                  <w:ind w:left="0" w:firstLine="0"/>
+                  <w:jc w:val="center"/>
+                  <w:rPr/>
+                </w:pPr>
+                <w:r>
+                  <w:rPr>
+                    <w:rtl w:val="0"/>
+                  </w:rPr>
+                  <w:t xml:space="preserve">Viable</w:t>
+                </w:r>
+              </w:p>
+            </w:tc>
+          </w:tr>
         </w:tbl>
       </w:sdtContent>
     </w:sdt>
@@ -8776,6 +9635,91 @@
               </w:p>
             </w:tc>
           </w:tr>
+          <w:tr>
+            <w:trPr>
+              <w:cantSplit w:val="0"/>
+              <w:tblHeader w:val="0"/>
+            </w:trPr>
+            <w:tc>
+              <w:tcPr>
+                <w:shd w:fill="f2f2f2" w:val="clear"/>
+                <w:tcMar>
+                  <w:top w:w="100.0" w:type="dxa"/>
+                  <w:left w:w="100.0" w:type="dxa"/>
+                  <w:bottom w:w="100.0" w:type="dxa"/>
+                  <w:right w:w="100.0" w:type="dxa"/>
+                </w:tcMar>
+                <w:vAlign w:val="top"/>
+              </w:tcPr>
+              <w:p>
+                <w:pPr>
+                  <w:widowControl w:val="0"/>
+                  <w:spacing w:after="0" w:line="240" w:lineRule="auto"/>
+                  <w:ind w:left="0" w:firstLine="0"/>
+                  <w:rPr/>
+                </w:pPr>
+                <w:r>
+                  <w:rPr>
+                    <w:rtl w:val="0"/>
+                  </w:rPr>
+                  <w:t xml:space="preserve">Términos de plataformas de distribución</w:t>
+                </w:r>
+              </w:p>
+            </w:tc>
+            <w:tc>
+              <w:tcPr>
+                <w:shd w:fill="f2f2f2" w:val="clear"/>
+                <w:tcMar>
+                  <w:top w:w="100.0" w:type="dxa"/>
+                  <w:left w:w="100.0" w:type="dxa"/>
+                  <w:bottom w:w="100.0" w:type="dxa"/>
+                  <w:right w:w="100.0" w:type="dxa"/>
+                </w:tcMar>
+                <w:vAlign w:val="top"/>
+              </w:tcPr>
+              <w:p>
+                <w:pPr>
+                  <w:spacing w:after="0" w:line="240" w:lineRule="auto"/>
+                  <w:ind w:left="0" w:firstLine="0"/>
+                  <w:jc w:val="both"/>
+                  <w:rPr/>
+                </w:pPr>
+                <w:r>
+                  <w:rPr>
+                    <w:rtl w:val="0"/>
+                  </w:rPr>
+                  <w:t xml:space="preserve">La publicación en el Visual Studio Code Marketplace, PyPI y la API de Bots de Telegram se realiza cumpliendo los acuerdos de publicación de cada plataforma (Marketplace Publisher Agreement, PyPI Terms of Use y Telegram Bot API Terms), sin costo asociado.</w:t>
+                </w:r>
+              </w:p>
+            </w:tc>
+            <w:tc>
+              <w:tcPr>
+                <w:shd w:fill="f2f2f2" w:val="clear"/>
+                <w:tcMar>
+                  <w:top w:w="100.0" w:type="dxa"/>
+                  <w:left w:w="100.0" w:type="dxa"/>
+                  <w:bottom w:w="100.0" w:type="dxa"/>
+                  <w:right w:w="100.0" w:type="dxa"/>
+                </w:tcMar>
+                <w:vAlign w:val="top"/>
+              </w:tcPr>
+              <w:p>
+                <w:pPr>
+                  <w:widowControl w:val="0"/>
+                  <w:spacing w:after="0" w:line="240" w:lineRule="auto"/>
+                  <w:ind w:left="0" w:firstLine="0"/>
+                  <w:jc w:val="center"/>
+                  <w:rPr/>
+                </w:pPr>
+                <w:r>
+                  <w:rPr>
+                    <w:rtl w:val="0"/>
+                  </w:rPr>
+                  <w:t xml:space="preserve">Sí</w:t>
+                </w:r>
+              </w:p>
+            </w:tc>
+          </w:tr>
         </w:tbl>
       </w:sdtContent>
     </w:sdt>
@@ -9774,6 +10718,38 @@
     </w:p>
     <w:p>
       <w:pPr>
+        <w:numPr>
+          <w:ilvl w:val="0"/>
+          <w:numId w:val="2"/>
+        </w:numPr>
+        <w:spacing w:after="0" w:afterAutospacing="0"/>
+        <w:ind w:left="2160" w:hanging="360"/>
+      </w:pPr>
+      <w:r>
+        <w:rPr>
+          <w:rtl w:val="0"/>
+        </w:rPr>
+        <w:t xml:space="preserve">Ampliación del público alcanzable mediante distribución en el Marketplace de VS Code, PyPI y Telegram, sin costos de licenciamiento</w:t>
+      </w:r>
+    </w:p>
+    <w:p>
+      <w:pPr>
+        <w:numPr>
+          <w:ilvl w:val="0"/>
+          <w:numId w:val="2"/>
+        </w:numPr>
+        <w:spacing w:after="0" w:afterAutospacing="0"/>
+        <w:ind w:left="2160" w:hanging="360"/>
+      </w:pPr>
+      <w:r>
+        <w:rPr>
+          <w:rtl w:val="0"/>
+        </w:rPr>
+        <w:t xml:space="preserve">Reducción de la barrera de entrada al uso de bases de datos NoSQL mediante una sintaxis unificada con el motor relacional</w:t>
+      </w:r>
+    </w:p>
+    <w:p>
+      <w:pPr>
         <w:pStyle w:val="Heading3"/>
         <w:numPr>
           <w:ilvl w:val="2"/>
@@ -9896,6 +10872,44 @@
           <w:rtl w:val="0"/>
         </w:rPr>
         <w:t xml:space="preserve">Código ligero y portable al usar solo Python estándar</w:t>
+      </w:r>
+    </w:p>
+    <w:p>
+      <w:pPr>
+        <w:numPr>
+          <w:ilvl w:val="0"/>
+          <w:numId w:val="1"/>
+        </w:numPr>
+        <w:spacing w:after="0" w:afterAutospacing="0"/>
+        <w:ind w:left="2880" w:hanging="360"/>
+        <w:rPr>
+          <w:u w:val="none"/>
+        </w:rPr>
+      </w:pPr>
+      <w:r>
+        <w:rPr>
+          <w:rtl w:val="0"/>
+        </w:rPr>
+        <w:t xml:space="preserve">Experiencia práctica del equipo en integración con protocolos emergentes de IA (MCP) y en buenas prácticas de seguridad para bots conversacionales</w:t>
+      </w:r>
+    </w:p>
+    <w:p>
+      <w:pPr>
+        <w:numPr>
+          <w:ilvl w:val="0"/>
+          <w:numId w:val="1"/>
+        </w:numPr>
+        <w:spacing w:after="0" w:afterAutospacing="0"/>
+        <w:ind w:left="2880" w:hanging="360"/>
+        <w:rPr>
+          <w:u w:val="none"/>
+        </w:rPr>
+      </w:pPr>
+      <w:r>
+        <w:rPr>
+          <w:rtl w:val="0"/>
+        </w:rPr>
+        <w:t xml:space="preserve">Portafolio de distribución real (Marketplace, PyPI y Telegram) que fortalece el perfil profesional de los integrantes</w:t>
       </w:r>
     </w:p>
     <w:p>
@@ -10166,7 +11180,7 @@
                   <w:rPr>
                     <w:rtl w:val="0"/>
                   </w:rPr>
-                  <w:t xml:space="preserve">11 370</w:t>
+                  <w:t xml:space="preserve">18 420</w:t>
                 </w:r>
               </w:p>
             </w:tc>
@@ -10192,7 +11206,7 @@
                   <w:rPr>
                     <w:rtl w:val="0"/>
                   </w:rPr>
-                  <w:t xml:space="preserve">-11 370</w:t>
+                  <w:t xml:space="preserve">-18 420</w:t>
                 </w:r>
               </w:p>
             </w:tc>
@@ -10251,7 +11265,7 @@
                   <w:rPr>
                     <w:rtl w:val="0"/>
                   </w:rPr>
-                  <w:t xml:space="preserve">4 500</w:t>
+                  <w:t xml:space="preserve">8 500</w:t>
                 </w:r>
               </w:p>
             </w:tc>
@@ -10277,7 +11291,7 @@
                   <w:rPr>
                     <w:rtl w:val="0"/>
                   </w:rPr>
-                  <w:t xml:space="preserve">400</w:t>
+                  <w:t xml:space="preserve">500</w:t>
                 </w:r>
               </w:p>
             </w:tc>
@@ -10303,7 +11317,7 @@
                   <w:rPr>
                     <w:rtl w:val="0"/>
                   </w:rPr>
-                  <w:t xml:space="preserve">4100</w:t>
+                  <w:t xml:space="preserve">8000</w:t>
                 </w:r>
               </w:p>
             </w:tc>
@@ -10362,7 +11376,7 @@
                   <w:rPr>
                     <w:rtl w:val="0"/>
                   </w:rPr>
-                  <w:t xml:space="preserve">5 000</w:t>
+                  <w:t xml:space="preserve">9 500</w:t>
                 </w:r>
               </w:p>
             </w:tc>
@@ -10388,7 +11402,7 @@
                   <w:rPr>
                     <w:rtl w:val="0"/>
                   </w:rPr>
-                  <w:t xml:space="preserve">450</w:t>
+                  <w:t xml:space="preserve">500</w:t>
                 </w:r>
               </w:p>
             </w:tc>
@@ -10414,7 +11428,7 @@
                   <w:rPr>
                     <w:rtl w:val="0"/>
                   </w:rPr>
-                  <w:t xml:space="preserve">4550</w:t>
+                  <w:t xml:space="preserve">9000</w:t>
                 </w:r>
               </w:p>
             </w:tc>
@@ -10473,7 +11487,7 @@
                   <w:rPr>
                     <w:rtl w:val="0"/>
                   </w:rPr>
-                  <w:t xml:space="preserve">5 500</w:t>
+                  <w:t xml:space="preserve">11 000</w:t>
                 </w:r>
               </w:p>
             </w:tc>
@@ -10525,7 +11539,7 @@
                   <w:rPr>
                     <w:rtl w:val="0"/>
                   </w:rPr>
-                  <w:t xml:space="preserve">5000</w:t>
+                  <w:t xml:space="preserve">10 500</w:t>
                 </w:r>
               </w:p>
             </w:tc>
@@ -10533,6 +11547,62 @@
         </w:tbl>
       </w:sdtContent>
     </w:sdt>
+    <w:p>
+      <w:pPr>
+        <w:ind w:left="2880" w:firstLine="0"/>
+        <w:rPr/>
+      </w:pPr>
+      <w:r>
+        <w:rPr>
+          <w:rtl w:val="0"/>
+        </w:rPr>
+        <w:t xml:space="preserve">B/C = Beneficios netos actualizados / Inversión inicial</w:t>
+      </w:r>
+    </w:p>
+    <w:p>
+      <w:pPr>
+        <w:ind w:left="2880" w:firstLine="0"/>
+        <w:rPr/>
+      </w:pPr>
+      <w:r>
+        <w:rPr>
+          <w:rtl w:val="0"/>
+        </w:rPr>
+        <w:t xml:space="preserve">B/C = (8,000/1.12 + 9,000/1.12² + 10,500/1.12³) / 18,420</w:t>
+      </w:r>
+    </w:p>
+    <w:p>
+      <w:pPr>
+        <w:ind w:left="2880" w:firstLine="0"/>
+        <w:rPr/>
+      </w:pPr>
+      <w:r>
+        <w:rPr>
+          <w:rtl w:val="0"/>
+        </w:rPr>
+        <w:t xml:space="preserve">B/C = 21,793.27 / 18,420 = 1.18</w:t>
+      </w:r>
+    </w:p>
+    <w:p>
+      <w:pPr>
+        <w:ind w:left="2880" w:firstLine="0"/>
+        <w:rPr/>
+      </w:pPr>
+      <w:r>
+        <w:rPr>
+          <w:b w:val="1"/>
+          <w:bCs w:val="1"/>
+          <w:rtl w:val="0"/>
+        </w:rPr>
+        <w:t xml:space="preserve">Interpretación:</w:t>
+      </w:r>
+      <w:r>
+        <w:rPr>
+          <w:rtl w:val="0"/>
+        </w:rPr>
+        <w:t xml:space="preserve"> Como B/C es mayor a 1, por cada sol invertido el proyecto genera S/. 1.18 en beneficios actualizados, lo que indica que el proyecto es rentable.</w:t>
+      </w:r>
+    </w:p>
     <w:p>
       <w:pPr>
         <w:ind w:firstLine="1440"/>
@@ -10572,7 +11642,7 @@
         <w:rPr>
           <w:rtl w:val="0"/>
         </w:rPr>
-        <w:t xml:space="preserve">VAN = -11,370 + 4,100 / (1.12)¹ + 4,550 / (1.12)² + 5,000 / (1.12)³</w:t>
+        <w:t xml:space="preserve">VAN = -18,420 + 8,000 / (1.12)¹ + 9,000 / (1.12)² + 10,500 / (1.12)³</w:t>
       </w:r>
     </w:p>
     <w:p>
@@ -10584,7 +11654,7 @@
         <w:rPr>
           <w:rtl w:val="0"/>
         </w:rPr>
-        <w:t xml:space="preserve">VAN = -11,370 + 3,660.89 + 3,627.26 + 3,559.00</w:t>
+        <w:t xml:space="preserve">VAN = -18,420 + 7,142.86 + 7,175.51 + 7,474.90</w:t>
       </w:r>
     </w:p>
     <w:p>
@@ -10596,7 +11666,7 @@
         <w:rPr>
           <w:rtl w:val="0"/>
         </w:rPr>
-        <w:t xml:space="preserve">VAN = S/. -522.85</w:t>
+        <w:t xml:space="preserve">VAN = S/. 3,373.27</w:t>
       </w:r>
     </w:p>
     <w:p>
@@ -10616,7 +11686,7 @@
         <w:rPr>
           <w:rtl w:val="0"/>
         </w:rPr>
-        <w:t xml:space="preserve"> VAN es menor a 0, por lo tanto, el proyecto no genera valor suficiente para recuperar la inversión.</w:t>
+        <w:t xml:space="preserve"> VAN es mayor a 0, por lo tanto, el proyecto genera valor por encima de lo necesario para recuperar la inversión, considerando una tasa de descuento del 12%.</w:t>
       </w:r>
     </w:p>
     <w:p>
@@ -10683,7 +11753,7 @@
         <w:rPr>
           <w:rtl w:val="0"/>
         </w:rPr>
-        <w:t xml:space="preserve">Probando con tasa 9 por ciento:</w:t>
+        <w:t xml:space="preserve">Probando con tasa 21 por ciento:</w:t>
       </w:r>
     </w:p>
     <w:p>
@@ -10695,7 +11765,7 @@
         <w:rPr>
           <w:rtl w:val="0"/>
         </w:rPr>
-        <w:t xml:space="preserve">VAN = -11,370 + 4,100/1.09 + 4,550/1.09² + 5,000/1.09³</w:t>
+        <w:t xml:space="preserve">VAN = -18,420 + 8,000/1.21 + 9,000/1.21² + 10,500/1.21³</w:t>
       </w:r>
     </w:p>
     <w:p>
@@ -10707,7 +11777,7 @@
         <w:rPr>
           <w:rtl w:val="0"/>
         </w:rPr>
-        <w:t xml:space="preserve">VAN = -11,370 + 3,761.47 + 3,828.60 + 3,860.84 = 80.91</w:t>
+        <w:t xml:space="preserve">VAN = -18,420 + 6,611.57 + 6,147.12 + 5,926.62 = 265.31</w:t>
       </w:r>
     </w:p>
     <w:p>
@@ -10719,7 +11789,7 @@
         <w:rPr>
           <w:rtl w:val="0"/>
         </w:rPr>
-        <w:t xml:space="preserve">Probando con tasa 10 por ciento:</w:t>
+        <w:t xml:space="preserve">Probando con tasa 22 por ciento:</w:t>
       </w:r>
     </w:p>
     <w:p>
@@ -10731,7 +11801,7 @@
         <w:rPr>
           <w:rtl w:val="0"/>
         </w:rPr>
-        <w:t xml:space="preserve">VAN = -11,370 + 4,100/1.10 + 4,550/1.10² + 5,000/1.10³</w:t>
+        <w:t xml:space="preserve">VAN = -18,420 + 8,000/1.22 + 9,000/1.22² + 10,500/1.22³</w:t>
       </w:r>
     </w:p>
     <w:p>
@@ -10743,7 +11813,7 @@
         <w:rPr>
           <w:rtl w:val="0"/>
         </w:rPr>
-        <w:t xml:space="preserve">VAN = -11,370 + 3,727.27 + 3,760.33 + 3,756.57 = -125.83</w:t>
+        <w:t xml:space="preserve">VAN = -18,420 + 6,557.38 + 6,047.03 + 5,783.36 = -32.23</w:t>
       </w:r>
     </w:p>
     <w:p>
@@ -10762,7 +11832,7 @@
               <w:rFonts w:ascii="Gungsuh" w:cs="Gungsuh" w:eastAsia="Gungsuh" w:hAnsi="Gungsuh"/>
               <w:rtl w:val="0"/>
             </w:rPr>
-            <w:t xml:space="preserve">TIR ≈ 9.4 por ciento</w:t>
+            <w:t xml:space="preserve">TIR ≈ 21.9 por ciento</w:t>
           </w:r>
         </w:sdtContent>
       </w:sdt>
@@ -10830,7 +11900,7 @@
           <w:iCs w:val="1"/>
           <w:rtl w:val="0"/>
         </w:rPr>
-        <w:t xml:space="preserve"> El proyecto es viable pues se cuenta con los conocimientos y herramientas necesarias para su desarrollo. Python con sus librerías estándar permite construir una aplicación CLI completa sin requerir infraestructura adicional.</w:t>
+        <w:t xml:space="preserve"> El proyecto es viable pues se cuenta con los conocimientos y herramientas necesarias para su desarrollo. Python con sus librerías estándar y de terceros permite construir una aplicación CLI completa con soporte SQL y NoSQL, integraciones de IA y distribución multicanal, sin requerir infraestructura costosa adicional más allá de un servidor VPS de bajo costo.</w:t>
       </w:r>
     </w:p>
     <w:p>
@@ -10858,7 +11928,7 @@
           <w:iCs w:val="1"/>
           <w:rtl w:val="0"/>
         </w:rPr>
-        <w:t xml:space="preserve">La inversión total asciende a S/. 5,180.00. Los indicadores financieros muestran resultados favorables con un VAN de S/. 5,667.15, una TIR de 68.5 por ciento y una relación Beneficio Costo de 1.73, todos superiores a los criterios mínimos establecidos.</w:t>
+        <w:t xml:space="preserve">La inversión total asciende a S/. 18,420.00. Los indicadores financieros muestran resultados favorables con un VAN de S/. 3,373.27, una TIR de 21.9 por ciento y una relación Beneficio/Costo de 1.18, todos superiores a los criterios mínimos establecidos (VAN mayor a 0 y TIR mayor a la tasa de descuento del 12 por ciento).</w:t>
       </w:r>
     </w:p>
     <w:p>
@@ -10886,7 +11956,7 @@
           <w:iCs w:val="1"/>
           <w:rtl w:val="0"/>
         </w:rPr>
-        <w:t xml:space="preserve">La interfaz de línea de comandos con comando help facilita la curva de aprendizaje. Los usuarios objetivo estudiantes y docentes cuentan con el perfil adecuado.</w:t>
+        <w:t xml:space="preserve">La interfaz de línea de comandos con comando help facilita la curva de aprendizaje. Los usuarios objetivo estudiantes y docentes cuentan con el perfil adecuado. Adicionalmente, la distribución mediante extensión de VS Code, servidor MCP y bot de Telegram amplía el alcance operativo a usuarios que no necesariamente usan la terminal como interfaz principal.</w:t>
       </w:r>
     </w:p>
     <w:p>
